--- a/reports/acdr2026_staff_deployment/進行シナリオ_0929/ACDR2026_Emcee_Run_Sheet_and_Briefing_draft1006.docx
+++ b/reports/acdr2026_staff_deployment/進行シナリオ_0929/ACDR2026_Emcee_Run_Sheet_and_Briefing_draft1006.docx
@@ -4577,7 +4577,7 @@
                 <w:sz w:val="18"/>
                 <w:szCs w:val="18"/>
               </w:rPr>
-              <w:t xml:space="preserve">14:48</w:t>
+              <w:t xml:space="preserve">14:43 (approx.)</w:t>
             </w:r>
           </w:p>
         </w:tc>
@@ -4796,7 +4796,7 @@
           <w:sz w:val="18"/>
           <w:szCs w:val="18"/>
         </w:rPr>
-        <w:t xml:space="preserve">Alphabetical order of member countries, with the City of Sendai after Japan. Countries that have confirmed a statement as of 2 October are marked with an asterisk; the final list will be given to the emcee on 27 October. Azerbaijan has informed us that it will not deliver a statement.</w:t>
+        <w:t xml:space="preserve">Alphabetical order of member countries, with the City of Sendai after Japan. Countries that have confirmed a statement as of 5 October are marked with an asterisk; the final list will be given to the emcee on 27 October. Azerbaijan and Lao PDR have informed us that they will not deliver a statement (they attend). Times shift forward by 5 minutes for each further country that does not speak.</w:t>
       </w:r>
     </w:p>
     <w:tbl>
@@ -5139,7 +5139,7 @@
                 <w:sz w:val="18"/>
                 <w:szCs w:val="18"/>
               </w:rPr>
-              <w:t xml:space="preserve">12</w:t>
+              <w:t xml:space="preserve">11</w:t>
             </w:r>
           </w:p>
         </w:tc>
@@ -5199,7 +5199,7 @@
                 <w:sz w:val="18"/>
                 <w:szCs w:val="18"/>
               </w:rPr>
-              <w:t xml:space="preserve">13:58</w:t>
+              <w:t xml:space="preserve">13:53</w:t>
             </w:r>
           </w:p>
         </w:tc>
@@ -5321,7 +5321,7 @@
                 <w:sz w:val="18"/>
                 <w:szCs w:val="18"/>
               </w:rPr>
-              <w:t xml:space="preserve">13</w:t>
+              <w:t xml:space="preserve">12</w:t>
             </w:r>
           </w:p>
         </w:tc>
@@ -5381,7 +5381,7 @@
                 <w:sz w:val="18"/>
                 <w:szCs w:val="18"/>
               </w:rPr>
-              <w:t xml:space="preserve">14:03</w:t>
+              <w:t xml:space="preserve">13:58</w:t>
             </w:r>
           </w:p>
         </w:tc>
@@ -5503,7 +5503,7 @@
                 <w:sz w:val="18"/>
                 <w:szCs w:val="18"/>
               </w:rPr>
-              <w:t xml:space="preserve">14</w:t>
+              <w:t xml:space="preserve">13</w:t>
             </w:r>
           </w:p>
         </w:tc>
@@ -5563,7 +5563,7 @@
                 <w:sz w:val="18"/>
                 <w:szCs w:val="18"/>
               </w:rPr>
-              <w:t xml:space="preserve">14:08</w:t>
+              <w:t xml:space="preserve">14:03</w:t>
             </w:r>
           </w:p>
         </w:tc>
@@ -5685,7 +5685,7 @@
                 <w:sz w:val="18"/>
                 <w:szCs w:val="18"/>
               </w:rPr>
-              <w:t xml:space="preserve">15</w:t>
+              <w:t xml:space="preserve">14</w:t>
             </w:r>
           </w:p>
         </w:tc>
@@ -5715,7 +5715,7 @@
                 <w:sz w:val="18"/>
                 <w:szCs w:val="18"/>
               </w:rPr>
-              <w:t xml:space="preserve">Pakistan</w:t>
+              <w:t xml:space="preserve">Pakistan *</w:t>
             </w:r>
           </w:p>
         </w:tc>
@@ -5745,7 +5745,7 @@
                 <w:sz w:val="18"/>
                 <w:szCs w:val="18"/>
               </w:rPr>
-              <w:t xml:space="preserve">14:13</w:t>
+              <w:t xml:space="preserve">14:08</w:t>
             </w:r>
           </w:p>
         </w:tc>
@@ -5867,7 +5867,7 @@
                 <w:sz w:val="18"/>
                 <w:szCs w:val="18"/>
               </w:rPr>
-              <w:t xml:space="preserve">16</w:t>
+              <w:t xml:space="preserve">15</w:t>
             </w:r>
           </w:p>
         </w:tc>
@@ -5927,7 +5927,7 @@
                 <w:sz w:val="18"/>
                 <w:szCs w:val="18"/>
               </w:rPr>
-              <w:t xml:space="preserve">14:18</w:t>
+              <w:t xml:space="preserve">14:13</w:t>
             </w:r>
           </w:p>
         </w:tc>
@@ -6049,7 +6049,7 @@
                 <w:sz w:val="18"/>
                 <w:szCs w:val="18"/>
               </w:rPr>
-              <w:t xml:space="preserve">17</w:t>
+              <w:t xml:space="preserve">16</w:t>
             </w:r>
           </w:p>
         </w:tc>
@@ -6109,7 +6109,7 @@
                 <w:sz w:val="18"/>
                 <w:szCs w:val="18"/>
               </w:rPr>
-              <w:t xml:space="preserve">14:23</w:t>
+              <w:t xml:space="preserve">14:18</w:t>
             </w:r>
           </w:p>
         </w:tc>
@@ -6231,7 +6231,7 @@
                 <w:sz w:val="18"/>
                 <w:szCs w:val="18"/>
               </w:rPr>
-              <w:t xml:space="preserve">18</w:t>
+              <w:t xml:space="preserve">17</w:t>
             </w:r>
           </w:p>
         </w:tc>
@@ -6291,7 +6291,7 @@
                 <w:sz w:val="18"/>
                 <w:szCs w:val="18"/>
               </w:rPr>
-              <w:t xml:space="preserve">14:28</w:t>
+              <w:t xml:space="preserve">14:23</w:t>
             </w:r>
           </w:p>
         </w:tc>
@@ -6413,7 +6413,7 @@
                 <w:sz w:val="18"/>
                 <w:szCs w:val="18"/>
               </w:rPr>
-              <w:t xml:space="preserve">19</w:t>
+              <w:t xml:space="preserve">18</w:t>
             </w:r>
           </w:p>
         </w:tc>
@@ -6473,7 +6473,7 @@
                 <w:sz w:val="18"/>
                 <w:szCs w:val="18"/>
               </w:rPr>
-              <w:t xml:space="preserve">14:33</w:t>
+              <w:t xml:space="preserve">14:28</w:t>
             </w:r>
           </w:p>
         </w:tc>
@@ -6595,7 +6595,7 @@
                 <w:sz w:val="18"/>
                 <w:szCs w:val="18"/>
               </w:rPr>
-              <w:t xml:space="preserve">20</w:t>
+              <w:t xml:space="preserve">19</w:t>
             </w:r>
           </w:p>
         </w:tc>
@@ -6655,7 +6655,7 @@
                 <w:sz w:val="18"/>
                 <w:szCs w:val="18"/>
               </w:rPr>
-              <w:t xml:space="preserve">14:38</w:t>
+              <w:t xml:space="preserve">14:33</w:t>
             </w:r>
           </w:p>
         </w:tc>
@@ -6717,7 +6717,7 @@
                 <w:sz w:val="18"/>
                 <w:szCs w:val="18"/>
               </w:rPr>
-              <w:t xml:space="preserve">Lao PDR</w:t>
+              <w:t xml:space="preserve">Malaysia</w:t>
             </w:r>
           </w:p>
         </w:tc>
@@ -6777,7 +6777,7 @@
                 <w:sz w:val="18"/>
                 <w:szCs w:val="18"/>
               </w:rPr>
-              <w:t xml:space="preserve">21</w:t>
+              <w:t xml:space="preserve">20</w:t>
             </w:r>
           </w:p>
         </w:tc>
@@ -6837,7 +6837,7 @@
                 <w:sz w:val="18"/>
                 <w:szCs w:val="18"/>
               </w:rPr>
-              <w:t xml:space="preserve">14:43</w:t>
+              <w:t xml:space="preserve">14:38</w:t>
             </w:r>
           </w:p>
         </w:tc>
@@ -6869,7 +6869,7 @@
                 <w:sz w:val="18"/>
                 <w:szCs w:val="18"/>
               </w:rPr>
-              <w:t xml:space="preserve">11</w:t>
+              <w:t xml:space="preserve"/>
             </w:r>
           </w:p>
         </w:tc>
@@ -6899,7 +6899,7 @@
                 <w:sz w:val="18"/>
                 <w:szCs w:val="18"/>
               </w:rPr>
-              <w:t xml:space="preserve">Malaysia</w:t>
+              <w:t xml:space="preserve"/>
             </w:r>
           </w:p>
         </w:tc>
@@ -6929,7 +6929,7 @@
                 <w:sz w:val="18"/>
                 <w:szCs w:val="18"/>
               </w:rPr>
-              <w:t xml:space="preserve">13:53</w:t>
+              <w:t xml:space="preserve"/>
             </w:r>
           </w:p>
         </w:tc>
@@ -7019,7 +7019,7 @@
                 <w:sz w:val="18"/>
                 <w:szCs w:val="18"/>
               </w:rPr>
-              <w:t xml:space="preserve">14:48</w:t>
+              <w:t xml:space="preserve">14:43</w:t>
             </w:r>
           </w:p>
         </w:tc>
